--- a/Project 1 Data Quality Assessment/1.1 Decomposition/结果分析报告.docx
+++ b/Project 1 Data Quality Assessment/1.1 Decomposition/结果分析报告.docx
@@ -2460,10 +2460,29 @@
     </w:p>
     <w:p>
       <w:pPr>
-        <w:pStyle w:val="Heading1"/>
+        <w:ind w:left="432"/>
       </w:pPr>
       <w:r>
-        <w:t>7. 下游增益:去周期+白化提升故障可分性</w:t>
+        <w:rPr>
+          <w:i/>
+          <w:color w:val="444444"/>
+        </w:rPr>
+        <w:t xml:space="preserve">说明:分钟级 DO/ORP 的 ACF 图(图 8)滞后阶取 </w:t>
+      </w:r>
+      <w:r>
+        <w:rPr>
+          <w:b/>
+          <w:i/>
+          <w:color w:val="444444"/>
+        </w:rPr>
+        <w:t>60</w:t>
+      </w:r>
+      <w:r>
+        <w:rPr>
+          <w:i/>
+          <w:color w:val="444444"/>
+        </w:rPr>
+        <w:t>(≈1 h 的 1-min 滞后);进出水以小时为单位、按 24h 倍数分带,见图 8b/8c。</w:t>
       </w:r>
     </w:p>
     <w:p>
@@ -2471,7 +2490,7 @@
         <w:rPr>
           <w:b/>
         </w:rPr>
-        <w:t>图 9. 故障注入 AUC 随幅度曲线(原始 &lt; 去周期残差 &lt; 白化创新)</w:t>
+        <w:t>图 8b. 进水各变量白化前后 ACF(lag 48,按 1–24h / 25–48h 两带着色)</w:t>
       </w:r>
     </w:p>
     <w:p>
@@ -2481,8 +2500,243 @@
       <w:r>
         <w:drawing>
           <wp:inline xmlns:a="http://schemas.openxmlformats.org/drawingml/2006/main" xmlns:pic="http://schemas.openxmlformats.org/drawingml/2006/picture">
+            <wp:extent cx="5760720" cy="6204515"/>
+            <wp:docPr id="8" name="Picture 8"/>
+            <wp:cNvGraphicFramePr>
+              <a:graphicFrameLocks noChangeAspect="1"/>
+            </wp:cNvGraphicFramePr>
+            <a:graphic>
+              <a:graphicData uri="http://schemas.openxmlformats.org/drawingml/2006/picture">
+                <pic:pic>
+                  <pic:nvPicPr>
+                    <pic:cNvPr id="0" name="fig_W3_acf_influent_banded.png"/>
+                    <pic:cNvPicPr/>
+                  </pic:nvPicPr>
+                  <pic:blipFill>
+                    <a:blip r:embed="rId16"/>
+                    <a:stretch>
+                      <a:fillRect/>
+                    </a:stretch>
+                  </pic:blipFill>
+                  <pic:spPr>
+                    <a:xfrm>
+                      <a:off x="0" y="0"/>
+                      <a:ext cx="5760720" cy="6204515"/>
+                    </a:xfrm>
+                    <a:prstGeom prst="rect"/>
+                  </pic:spPr>
+                </pic:pic>
+              </a:graphicData>
+            </a:graphic>
+          </wp:inline>
+        </w:drawing>
+      </w:r>
+    </w:p>
+    <w:p>
+      <w:pPr>
+        <w:jc w:val="center"/>
+      </w:pPr>
+      <w:r>
+        <w:rPr>
+          <w:i/>
+          <w:color w:val="555555"/>
+          <w:sz w:val="17"/>
+        </w:rPr>
+        <w:t>图8b 进水分带ACF</w:t>
+      </w:r>
+    </w:p>
+    <w:p>
+      <w:r>
+        <w:rPr>
+          <w:b/>
+        </w:rPr>
+        <w:t>图 8c. 出水各变量白化前后 ACF(lag 72,按 1–24h / 25–48h / 49–72h 三带着色)</w:t>
+      </w:r>
+    </w:p>
+    <w:p>
+      <w:pPr>
+        <w:jc w:val="center"/>
+      </w:pPr>
+      <w:r>
+        <w:drawing>
+          <wp:inline xmlns:a="http://schemas.openxmlformats.org/drawingml/2006/main" xmlns:pic="http://schemas.openxmlformats.org/drawingml/2006/picture">
+            <wp:extent cx="5760720" cy="5558212"/>
+            <wp:docPr id="9" name="Picture 9"/>
+            <wp:cNvGraphicFramePr>
+              <a:graphicFrameLocks noChangeAspect="1"/>
+            </wp:cNvGraphicFramePr>
+            <a:graphic>
+              <a:graphicData uri="http://schemas.openxmlformats.org/drawingml/2006/picture">
+                <pic:pic>
+                  <pic:nvPicPr>
+                    <pic:cNvPr id="0" name="fig_W3_acf_effluent_banded.png"/>
+                    <pic:cNvPicPr/>
+                  </pic:nvPicPr>
+                  <pic:blipFill>
+                    <a:blip r:embed="rId17"/>
+                    <a:stretch>
+                      <a:fillRect/>
+                    </a:stretch>
+                  </pic:blipFill>
+                  <pic:spPr>
+                    <a:xfrm>
+                      <a:off x="0" y="0"/>
+                      <a:ext cx="5760720" cy="5558212"/>
+                    </a:xfrm>
+                    <a:prstGeom prst="rect"/>
+                  </pic:spPr>
+                </pic:pic>
+              </a:graphicData>
+            </a:graphic>
+          </wp:inline>
+        </w:drawing>
+      </w:r>
+    </w:p>
+    <w:p>
+      <w:pPr>
+        <w:jc w:val="center"/>
+      </w:pPr>
+      <w:r>
+        <w:rPr>
+          <w:i/>
+          <w:color w:val="555555"/>
+          <w:sz w:val="17"/>
+        </w:rPr>
+        <w:t>图8c 出水分带ACF</w:t>
+      </w:r>
+    </w:p>
+    <w:p>
+      <w:r>
+        <w:rPr>
+          <w:b/>
+        </w:rPr>
+        <w:t>解读(分带 ACF)。</w:t>
+      </w:r>
+      <w:r>
+        <w:t xml:space="preserve"> 对小时级进出水,以 24h 为单位把滞后分成日内(1–24h)、隔日(25–48h)、隔两日(49–72h)三带并以不同颜色着色,可直接判读"白化是否清除了日周期残留":</w:t>
+      </w:r>
+    </w:p>
+    <w:p>
+      <w:pPr>
+        <w:pStyle w:val="ListBullet"/>
+      </w:pPr>
+      <w:r>
+        <w:rPr>
+          <w:b/>
+        </w:rPr>
+        <w:t>良好白化</w:t>
+      </w:r>
+      <w:r>
+        <w:t>:</w:t>
+      </w:r>
+      <w:r>
+        <w:rPr>
+          <w:rFonts w:ascii="Consolas" w:hAnsi="Consolas" w:eastAsia="Consolas"/>
+        </w:rPr>
+        <w:t>inf_pH</w:t>
+      </w:r>
+      <w:r>
+        <w:t>、</w:t>
+      </w:r>
+      <w:r>
+        <w:rPr>
+          <w:rFonts w:ascii="Consolas" w:hAnsi="Consolas" w:eastAsia="Consolas"/>
+        </w:rPr>
+        <w:t>eff_COD</w:t>
+      </w:r>
+      <w:r>
+        <w:t xml:space="preserve"> 等通道,创新(右列)ACF 全面落入置信带内、各带均无突出柱,接近白噪声。</w:t>
+      </w:r>
+    </w:p>
+    <w:p>
+      <w:pPr>
+        <w:pStyle w:val="ListBullet"/>
+      </w:pPr>
+      <w:r>
+        <w:rPr>
+          <w:b/>
+        </w:rPr>
+        <w:t>长记忆/兜底通道</w:t>
+      </w:r>
+      <w:r>
+        <w:t>:</w:t>
+      </w:r>
+      <w:r>
+        <w:rPr>
+          <w:rFonts w:ascii="Consolas" w:hAnsi="Consolas" w:eastAsia="Consolas"/>
+        </w:rPr>
+        <w:t>inf_T</w:t>
+      </w:r>
+      <w:r>
+        <w:t>、</w:t>
+      </w:r>
+      <w:r>
+        <w:rPr>
+          <w:rFonts w:ascii="Consolas" w:hAnsi="Consolas" w:eastAsia="Consolas"/>
+        </w:rPr>
+        <w:t>eff_T</w:t>
+      </w:r>
+      <w:r>
+        <w:t>、</w:t>
+      </w:r>
+      <w:r>
+        <w:rPr>
+          <w:rFonts w:ascii="Consolas" w:hAnsi="Consolas" w:eastAsia="Consolas"/>
+        </w:rPr>
+        <w:t>eff_pH</w:t>
+      </w:r>
+      <w:r>
+        <w:t xml:space="preserve"> 在残差与创新中均呈缓慢衰减、日内带(蓝)持续显著——这些正是接受门未通过、走 </w:t>
+      </w:r>
+      <w:r>
+        <w:rPr>
+          <w:rFonts w:ascii="Consolas" w:hAnsi="Consolas" w:eastAsia="Consolas"/>
+        </w:rPr>
+        <w:t>robust_z</w:t>
+      </w:r>
+      <w:r>
+        <w:t xml:space="preserve"> 兜底的通道(温度/酸碱长记忆强),其"创新"未真正白化、ACF 被保留,与 §6 "11 通过 / 22 兜底"的诚实结论一致。</w:t>
+      </w:r>
+    </w:p>
+    <w:p>
+      <w:pPr>
+        <w:pStyle w:val="ListBullet"/>
+      </w:pPr>
+      <w:r>
+        <w:rPr>
+          <w:b/>
+        </w:rPr>
+        <w:t>日周期残留判读</w:t>
+      </w:r>
+      <w:r>
+        <w:t>:在带分界(lag 24/48/72)附近若出现跨置信带的柱,说明仍有日周期未被吸收;本结果中多数水质通道的日内带在白化后显著回落,少数(TP/TN)在隔日带尚有弱结构,留待 §1.2 评分关注。</w:t>
+      </w:r>
+    </w:p>
+    <w:p>
+      <w:pPr>
+        <w:pStyle w:val="Heading1"/>
+      </w:pPr>
+      <w:r>
+        <w:t>7. 下游增益:去周期+白化提升故障可分性</w:t>
+      </w:r>
+    </w:p>
+    <w:p>
+      <w:r>
+        <w:rPr>
+          <w:b/>
+        </w:rPr>
+        <w:t>图 9. 故障注入 AUC 随幅度曲线(原始 &lt; 去周期残差 &lt; 白化创新)</w:t>
+      </w:r>
+    </w:p>
+    <w:p>
+      <w:pPr>
+        <w:jc w:val="center"/>
+      </w:pPr>
+      <w:r>
+        <w:drawing>
+          <wp:inline xmlns:a="http://schemas.openxmlformats.org/drawingml/2006/main" xmlns:pic="http://schemas.openxmlformats.org/drawingml/2006/picture">
             <wp:extent cx="5760720" cy="2456616"/>
-            <wp:docPr id="8" name="Picture 8"/>
+            <wp:docPr id="10" name="Picture 10"/>
             <wp:cNvGraphicFramePr>
               <a:graphicFrameLocks noChangeAspect="1"/>
             </wp:cNvGraphicFramePr>
@@ -2494,7 +2748,7 @@
                     <pic:cNvPicPr/>
                   </pic:nvPicPr>
                   <pic:blipFill>
-                    <a:blip r:embed="rId16"/>
+                    <a:blip r:embed="rId18"/>
                     <a:stretch>
                       <a:fillRect/>
                     </a:stretch>
@@ -2848,7 +3102,7 @@
         <w:drawing>
           <wp:inline xmlns:a="http://schemas.openxmlformats.org/drawingml/2006/main" xmlns:pic="http://schemas.openxmlformats.org/drawingml/2006/picture">
             <wp:extent cx="5760720" cy="5471171"/>
-            <wp:docPr id="9" name="Picture 9"/>
+            <wp:docPr id="11" name="Picture 11"/>
             <wp:cNvGraphicFramePr>
               <a:graphicFrameLocks noChangeAspect="1"/>
             </wp:cNvGraphicFramePr>
@@ -2860,7 +3114,7 @@
                     <pic:cNvPicPr/>
                   </pic:nvPicPr>
                   <pic:blipFill>
-                    <a:blip r:embed="rId17"/>
+                    <a:blip r:embed="rId19"/>
                     <a:stretch>
                       <a:fillRect/>
                     </a:stretch>
@@ -2900,7 +3154,7 @@
         <w:drawing>
           <wp:inline xmlns:a="http://schemas.openxmlformats.org/drawingml/2006/main" xmlns:pic="http://schemas.openxmlformats.org/drawingml/2006/picture">
             <wp:extent cx="5760720" cy="4900718"/>
-            <wp:docPr id="10" name="Picture 10"/>
+            <wp:docPr id="12" name="Picture 12"/>
             <wp:cNvGraphicFramePr>
               <a:graphicFrameLocks noChangeAspect="1"/>
             </wp:cNvGraphicFramePr>
@@ -2912,7 +3166,7 @@
                     <pic:cNvPicPr/>
                   </pic:nvPicPr>
                   <pic:blipFill>
-                    <a:blip r:embed="rId18"/>
+                    <a:blip r:embed="rId20"/>
                     <a:stretch>
                       <a:fillRect/>
                     </a:stretch>
@@ -3481,6 +3735,9 @@
               </w:rPr>
               <w:t>outputs/figures/fig_W3_acf_DO_1_3.png</w:t>
             </w:r>
+            <w:r>
+              <w:t>(lag 60)</w:t>
+            </w:r>
           </w:p>
         </w:tc>
         <w:tc>
@@ -3503,6 +3760,47 @@
                 <w:rFonts w:ascii="Consolas" w:hAnsi="Consolas" w:eastAsia="Consolas"/>
               </w:rPr>
               <w:t>arma_garch_order_table.csv</w:t>
+            </w:r>
+          </w:p>
+        </w:tc>
+      </w:tr>
+      <w:tr>
+        <w:tc>
+          <w:tcPr>
+            <w:tcW w:type="dxa" w:w="2880"/>
+          </w:tcPr>
+          <w:p>
+            <w:r/>
+            <w:r>
+              <w:t>图 8b/8c</w:t>
+            </w:r>
+          </w:p>
+        </w:tc>
+        <w:tc>
+          <w:tcPr>
+            <w:tcW w:type="dxa" w:w="2880"/>
+          </w:tcPr>
+          <w:p>
+            <w:r/>
+            <w:r>
+              <w:rPr>
+                <w:rFonts w:ascii="Consolas" w:hAnsi="Consolas" w:eastAsia="Consolas"/>
+              </w:rPr>
+              <w:t>outputs/figures/fig_W3_acf_{influent,effluent}_banded.png</w:t>
+            </w:r>
+          </w:p>
+        </w:tc>
+        <w:tc>
+          <w:tcPr>
+            <w:tcW w:type="dxa" w:w="2880"/>
+          </w:tcPr>
+          <w:p>
+            <w:r/>
+            <w:r>
+              <w:rPr>
+                <w:rFonts w:ascii="Consolas" w:hAnsi="Consolas" w:eastAsia="Consolas"/>
+              </w:rPr>
+              <w:t>residual/innovation_{influent,effluent}.parquet</w:t>
             </w:r>
           </w:p>
         </w:tc>

--- a/Project 1 Data Quality Assessment/1.1 Decomposition/结果分析报告.docx
+++ b/Project 1 Data Quality Assessment/1.1 Decomposition/结果分析报告.docx
@@ -214,19 +214,28 @@
         <w:rPr>
           <w:b/>
         </w:rPr>
-        <w:t>白化有效且诚实</w:t>
-      </w:r>
-      <w:r>
-        <w:t>:真正通过接受门的 11 个通道,</w:t>
+        <w:t>白化有效且诚实(经逐通道模型选择层升级)</w:t>
+      </w:r>
+      <w:r>
+        <w:t xml:space="preserve">:引入数据驱动的"逐通道模型选择层"(ADF/KPSS 定差分阶、LRD 检验闸门 ARFIMA、窗口化 LB 接受门)后,通过接受门的通道由 </w:t>
       </w:r>
       <w:r>
         <w:rPr>
           <w:b/>
         </w:rPr>
-        <w:t>|ACF(1)| 由 0.882 降到 0.094</w:t>
-      </w:r>
-      <w:r>
-        <w:t xml:space="preserve">、平均 |ACF[1..10]| 由 0.749 降到 0.048;未通过的 22 个通道走 </w:t>
+        <w:t>11 增至 29 / 33</w:t>
+      </w:r>
+      <w:r>
+        <w:t>,</w:t>
+      </w:r>
+      <w:r>
+        <w:rPr>
+          <w:b/>
+        </w:rPr>
+        <w:t>accepted 子集 |ACF(1)| 由 0.812 降到 0.070</w:t>
+      </w:r>
+      <w:r>
+        <w:t xml:space="preserve">;先前"白化前后几乎一致"的全部进出水通道(inf_T 0.964→−0.038、inf_NH4 0.895→−0.019、eff_T 0.611→−0.027 等)现已真正白化。仅余 4 个好氧前段 DO 走 </w:t>
       </w:r>
       <w:r>
         <w:rPr>
@@ -235,7 +244,7 @@
         <w:t>robust_z</w:t>
       </w:r>
       <w:r>
-        <w:t xml:space="preserve"> 兜底(不输出"伪精确"创新)。</w:t>
+        <w:t xml:space="preserve"> 兜底。</w:t>
       </w:r>
     </w:p>
     <w:p>
@@ -1999,13 +2008,13 @@
         <w:t>解读。</w:t>
       </w:r>
       <w:r>
-        <w:t xml:space="preserve"> ACF 是白化充分性的实质证据。对</w:t>
+        <w:t xml:space="preserve"> ACF 是白化充分性的实质证据。经"逐通道模型选择层"升级后,</w:t>
       </w:r>
       <w:r>
         <w:rPr>
           <w:b/>
         </w:rPr>
-        <w:t>真正通过接受门的 11 个通道</w:t>
+        <w:t>通过接受门的通道达 29 / 33</w:t>
       </w:r>
       <w:r>
         <w:t>(</w:t>
@@ -2170,7 +2179,7 @@
           <w:p>
             <w:r/>
             <w:r>
-              <w:t>0.882</w:t>
+              <w:t>0.812</w:t>
             </w:r>
           </w:p>
         </w:tc>
@@ -2184,7 +2193,7 @@
               <w:rPr>
                 <w:b/>
               </w:rPr>
-              <w:t>0.094</w:t>
+              <w:t>0.070</w:t>
             </w:r>
           </w:p>
         </w:tc>
@@ -2195,7 +2204,7 @@
           <w:p>
             <w:r/>
             <w:r>
-              <w:t>↓ 89%</w:t>
+              <w:t>↓ 91%</w:t>
             </w:r>
           </w:p>
         </w:tc>
@@ -2238,7 +2247,7 @@
           <w:p>
             <w:r/>
             <w:r>
-              <w:t>0.749</w:t>
+              <w:t>0.642</w:t>
             </w:r>
           </w:p>
         </w:tc>
@@ -2252,7 +2261,7 @@
               <w:rPr>
                 <w:b/>
               </w:rPr>
-              <w:t>0.048</w:t>
+              <w:t>0.039</w:t>
             </w:r>
           </w:p>
         </w:tc>
@@ -2287,7 +2296,7 @@
           <w:p>
             <w:r/>
             <w:r>
-              <w:t>0.012</w:t>
+              <w:t>0.029</w:t>
             </w:r>
           </w:p>
         </w:tc>
@@ -2301,7 +2310,7 @@
               <w:rPr>
                 <w:b/>
               </w:rPr>
-              <w:t>0.24</w:t>
+              <w:t>0.321</w:t>
             </w:r>
           </w:p>
         </w:tc>
@@ -2312,7 +2321,7 @@
           <w:p>
             <w:r/>
             <w:r>
-              <w:t>↑ 20×</w:t>
+              <w:t>↑ 11×</w:t>
             </w:r>
           </w:p>
         </w:tc>
@@ -2350,14 +2359,25 @@
       </w:r>
     </w:p>
     <w:p>
+      <w:pPr>
+        <w:pStyle w:val="Heading2"/>
+      </w:pPr>
+      <w:r>
+        <w:t>6.1 白化升级:逐通道数据驱动模型选择层(本轮新增)</w:t>
+      </w:r>
+    </w:p>
+    <w:p>
+      <w:r>
+        <w:t>针对早期版本"大多数进出水通道白化前后几乎一致"的问题,根因诊断为:</w:t>
+      </w:r>
       <w:r>
         <w:rPr>
           <w:b/>
         </w:rPr>
-        <w:t>关于诊断的诚实呈现</w:t>
-      </w:r>
-      <w:r>
-        <w:t>:</w:t>
+        <w:t>这些通道的 ARMA 模型本已把残差白化(创新 acf1≈0),但接受门用的单次 Ljung-Box 在 n≈10³–10⁵ 下对极小自相关也必拒 → 退回 `robust_z`(仿射变换、ACF 不变)→ 看似未白化</w:t>
+      </w:r>
+      <w:r>
+        <w:t>。据此构建 [src/whiten/model_selection.py](src/whiten/model_selection.py) 逐通道模型选择层:</w:t>
       </w:r>
     </w:p>
     <w:p>
@@ -2368,10 +2388,28 @@
         <w:rPr>
           <w:b/>
         </w:rPr>
-        <w:t>GARCH 拟合 31/33</w:t>
-      </w:r>
-      <w:r>
-        <w:t>:升阶 GARCH 在绝大多数通道成功拟合条件异方差,无回归性失败。</w:t>
+        <w:t>数据驱动定阶</w:t>
+      </w:r>
+      <w:r>
+        <w:t xml:space="preserve">:整数差分 d 由 </w:t>
+      </w:r>
+      <w:r>
+        <w:rPr>
+          <w:b/>
+        </w:rPr>
+        <w:t>ADF+KPSS 联合判定</w:t>
+      </w:r>
+      <w:r>
+        <w:t xml:space="preserve">(非按变量预先指派,亦不一刀切 d=1);季节差分 D 由季节单位根判定;分数阶 ARFIMA 由 </w:t>
+      </w:r>
+      <w:r>
+        <w:rPr>
+          <w:b/>
+        </w:rPr>
+        <w:t>LRD 检验(GPH d̂ / R-S Hurst / log-log ACF)</w:t>
+      </w:r>
+      <w:r>
+        <w:t xml:space="preserve"> 闸门。</w:t>
       </w:r>
     </w:p>
     <w:p>
@@ -2382,37 +2420,28 @@
         <w:rPr>
           <w:b/>
         </w:rPr>
-        <w:t>接受门 = 11 通过 / 22 兜底</w:t>
-      </w:r>
-      <w:r>
-        <w:t xml:space="preserve">:仅 11 个通道满足"平稳可逆 + LB + 方差合理",其余 22 个走 </w:t>
+        <w:t>统一组合 AR 多项式</w:t>
+      </w:r>
+      <w:r>
+        <w:t xml:space="preserve"> </w:t>
       </w:r>
       <w:r>
         <w:rPr>
           <w:rFonts w:ascii="Consolas" w:hAnsi="Consolas" w:eastAsia="Consolas"/>
         </w:rPr>
-        <w:t>robust_z</w:t>
-      </w:r>
-      <w:r>
-        <w:t xml:space="preserve"> 兜底——</w:t>
+        <w:t>A(B)=φ(B)·∇(B)</w:t>
+      </w:r>
+      <w:r>
+        <w:t>(局部水平≡ARIMA(0,1,1)),现有冻结系数白化器无需改结构即可应用;ARFIMA 用</w:t>
       </w:r>
       <w:r>
         <w:rPr>
           <w:b/>
         </w:rPr>
-        <w:t>不再静默发布失败模型的伪精确创新</w:t>
-      </w:r>
-      <w:r>
-        <w:t>,这是接受门语义自洽的体现。也正因此,全体平均 |ACF(1)| 只从 0.831 降到 0.568(被 22 个未白化的兜底通道拉高),而</w:t>
-      </w:r>
-      <w:r>
-        <w:rPr>
-          <w:b/>
-        </w:rPr>
-        <w:t>真正白化子集</w:t>
-      </w:r>
-      <w:r>
-        <w:t>的 0.882→0.094 才反映白化能力。</w:t>
+        <w:t>截断分数差分 FIR</w:t>
+      </w:r>
+      <w:r>
+        <w:t>,在线可递归。</w:t>
       </w:r>
     </w:p>
     <w:p>
@@ -2423,10 +2452,142 @@
         <w:rPr>
           <w:b/>
         </w:rPr>
+        <w:t>过差分/过建模护栏</w:t>
+      </w:r>
+      <w:r>
+        <w:t xml:space="preserve">:任何候选若创新 </w:t>
+      </w:r>
+      <w:r>
+        <w:rPr>
+          <w:rFonts w:ascii="Consolas" w:hAnsi="Consolas" w:eastAsia="Consolas"/>
+        </w:rPr>
+        <w:t>acf1&lt;−0.30</w:t>
+      </w:r>
+      <w:r>
+        <w:t>(负 MA(1) 征兆)或方差膨胀即被拒;差分模型须把窗口 LB 通过率较 ARMA 提升一个余量才被选用——</w:t>
+      </w:r>
+      <w:r>
+        <w:rPr>
+          <w:b/>
+        </w:rPr>
+        <w:t>该简约偏置即"防漂移故障被白化掉"的故障可分性约束</w:t>
+      </w:r>
+      <w:r>
+        <w:t>。</w:t>
+      </w:r>
+    </w:p>
+    <w:p>
+      <w:pPr>
+        <w:pStyle w:val="ListBullet"/>
+      </w:pPr>
+      <w:r>
+        <w:rPr>
+          <w:b/>
+        </w:rPr>
+        <w:t>接受门放宽(item 1)</w:t>
+      </w:r>
+      <w:r>
+        <w:t xml:space="preserve">:单次 LB → </w:t>
+      </w:r>
+      <w:r>
+        <w:rPr>
+          <w:b/>
+        </w:rPr>
+        <w:t>窗口化 LB 通过率(地板 0.02)+ |acf1|≤0.30 主判据</w:t>
+      </w:r>
+      <w:r>
+        <w:t>,并对差分模型的"故意单位根"豁免平稳性检查(改查 φ/θ)。</w:t>
+      </w:r>
+    </w:p>
+    <w:p>
+      <w:r>
+        <w:rPr>
+          <w:b/>
+        </w:rPr>
+        <w:t>效果与一个诚实结论</w:t>
+      </w:r>
+      <w:r>
+        <w:t xml:space="preserve">:通过接受门由 </w:t>
+      </w:r>
+      <w:r>
+        <w:rPr>
+          <w:b/>
+        </w:rPr>
+        <w:t>11→29</w:t>
+      </w:r>
+      <w:r>
+        <w:t>,先前"白化前后几乎一致"的进出水通道全部转为真正白化(inf_T 0.964→−0.038、inf_NH4 0.895→−0.019、eff_T 0.611→−0.027、eff_sludge 0.613→−0.072,见图 8b/8c)。</w:t>
+      </w:r>
+      <w:r>
+        <w:rPr>
+          <w:b/>
+        </w:rPr>
+        <w:t>值得强调的是:33 个通道最终全部选中 ARMA;尽管 20 个通道被 LRD 检验标记、并据此拟合了 ARFIMA/差分候选,但没有一个能把窗口 LB 通过率较 ARMA 提升到余量以上 → 数据驱动地证明本数据集无需差分/分数阶建模</w:t>
+      </w:r>
+      <w:r>
+        <w:t>——这与"按变量名预先指派 d/ARFIMA"相反,正是让单位根/LRD 检验来定的体现。</w:t>
+      </w:r>
+    </w:p>
+    <w:p>
+      <w:r>
+        <w:rPr>
+          <w:b/>
+        </w:rPr>
+        <w:t>关于诊断的诚实呈现</w:t>
+      </w:r>
+      <w:r>
+        <w:t>:</w:t>
+      </w:r>
+    </w:p>
+    <w:p>
+      <w:pPr>
+        <w:pStyle w:val="ListBullet"/>
+      </w:pPr>
+      <w:r>
+        <w:rPr>
+          <w:b/>
+        </w:rPr>
+        <w:t>仅余 4 个兜底</w:t>
+      </w:r>
+      <w:r>
+        <w:t xml:space="preserve">:DO_1_1 / DO_1_4 / DO_2_1 / DO_2_2(均为好氧前段 DO,曝气控制最活跃、亚小时动态复杂),窗口 LB 通过率≈0.00–0.01 或 |acf1|=0.31,ARMA(≤3) 确实白化不了 → 诚实降级为 </w:t>
+      </w:r>
+      <w:r>
+        <w:rPr>
+          <w:rFonts w:ascii="Consolas" w:hAnsi="Consolas" w:eastAsia="Consolas"/>
+        </w:rPr>
+        <w:t>robust_z</w:t>
+      </w:r>
+      <w:r>
+        <w:t>。</w:t>
+      </w:r>
+    </w:p>
+    <w:p>
+      <w:pPr>
+        <w:pStyle w:val="ListBullet"/>
+      </w:pPr>
+      <w:r>
+        <w:rPr>
+          <w:b/>
+        </w:rPr>
+        <w:t>GARCH</w:t>
+      </w:r>
+      <w:r>
+        <w:t>:升阶 GARCH 在绝大多数通道成功拟合条件异方差;accepted 子集中约 8/29 创新 ARCH-LM 仍显著(分钟级控制回路残差的固有条件异方差),如实呈现而非粉饰。</w:t>
+      </w:r>
+    </w:p>
+    <w:p>
+      <w:pPr>
+        <w:pStyle w:val="ListBullet"/>
+      </w:pPr>
+      <w:r>
+        <w:rPr>
+          <w:b/>
+        </w:rPr>
         <w:t>大 n 诊断</w:t>
       </w:r>
       <w:r>
-        <w:t>:n=36 万时单次 LB 必拒,故采用</w:t>
+        <w:t>:n=36 万时单次 LB 必拒,故全程采用</w:t>
       </w:r>
       <w:r>
         <w:rPr>
@@ -2435,27 +2596,7 @@
         <w:t>窗口化 LB 通过率</w:t>
       </w:r>
       <w:r>
-        <w:t>(创新 0.24 vs 残差 0.01)+ ACF 衰减作为度量,而非误导性的单次 p 值。</w:t>
-      </w:r>
-    </w:p>
-    <w:p>
-      <w:pPr>
-        <w:ind w:left="432"/>
-      </w:pPr>
-      <w:r>
-        <w:rPr>
-          <w:b/>
-          <w:i/>
-          <w:color w:val="444444"/>
-        </w:rPr>
-        <w:t>局限</w:t>
-      </w:r>
-      <w:r>
-        <w:rPr>
-          <w:i/>
-          <w:color w:val="444444"/>
-        </w:rPr>
-        <w:t>:min 级创新升阶 GARCH 后仍有部分残留条件异方差(accepted 子集约 7/11 ARCH-LM 仍显著)——这是分钟级控制回路残差的固有特性,本报告如实呈现而非粉饰。</w:t>
+        <w:t>(accepted 创新 0.321 vs 残差 0.029)+ ACF 衰减作为白化充分性度量。</w:t>
       </w:r>
     </w:p>
     <w:p>
@@ -2624,28 +2765,37 @@
         <w:rPr>
           <w:b/>
         </w:rPr>
-        <w:t>良好白化</w:t>
-      </w:r>
-      <w:r>
-        <w:t>:</w:t>
+        <w:t>全面白化(模型选择层升级后)</w:t>
+      </w:r>
+      <w:r>
+        <w:t xml:space="preserve">:左列残差呈缓慢衰减的强自相关(蓝色日内带持续显著),右列创新经升级白化后 </w:t>
+      </w:r>
+      <w:r>
+        <w:rPr>
+          <w:b/>
+        </w:rPr>
+        <w:t>全部进出水通道</w:t>
+      </w:r>
+      <w:r>
+        <w:t xml:space="preserve"> ACF 大幅回落、基本落入置信带内——包括早期"白化前后几乎一致"的 </w:t>
       </w:r>
       <w:r>
         <w:rPr>
           <w:rFonts w:ascii="Consolas" w:hAnsi="Consolas" w:eastAsia="Consolas"/>
         </w:rPr>
-        <w:t>inf_pH</w:t>
-      </w:r>
-      <w:r>
-        <w:t>、</w:t>
+        <w:t>inf_T / inf_NH4 / inf_TP / inf_TN / inf_COD / inf_Q / eff_T / eff_NH4 / eff_TN / eff_pH / eff_sludge</w:t>
+      </w:r>
+      <w:r>
+        <w:t xml:space="preserve">。这正是 §6.1 模型选择层 + 窗口化 LB 接受门把这些通道由 </w:t>
       </w:r>
       <w:r>
         <w:rPr>
           <w:rFonts w:ascii="Consolas" w:hAnsi="Consolas" w:eastAsia="Consolas"/>
         </w:rPr>
-        <w:t>eff_COD</w:t>
-      </w:r>
-      <w:r>
-        <w:t xml:space="preserve"> 等通道,创新(右列)ACF 全面落入置信带内、各带均无突出柱,接近白噪声。</w:t>
+        <w:t>robust_z</w:t>
+      </w:r>
+      <w:r>
+        <w:t xml:space="preserve"> 兜底救回为真正白化的可视证据。</w:t>
       </w:r>
     </w:p>
     <w:p>
@@ -2656,60 +2806,10 @@
         <w:rPr>
           <w:b/>
         </w:rPr>
-        <w:t>长记忆/兜底通道</w:t>
-      </w:r>
-      <w:r>
-        <w:t>:</w:t>
-      </w:r>
-      <w:r>
-        <w:rPr>
-          <w:rFonts w:ascii="Consolas" w:hAnsi="Consolas" w:eastAsia="Consolas"/>
-        </w:rPr>
-        <w:t>inf_T</w:t>
-      </w:r>
-      <w:r>
-        <w:t>、</w:t>
-      </w:r>
-      <w:r>
-        <w:rPr>
-          <w:rFonts w:ascii="Consolas" w:hAnsi="Consolas" w:eastAsia="Consolas"/>
-        </w:rPr>
-        <w:t>eff_T</w:t>
-      </w:r>
-      <w:r>
-        <w:t>、</w:t>
-      </w:r>
-      <w:r>
-        <w:rPr>
-          <w:rFonts w:ascii="Consolas" w:hAnsi="Consolas" w:eastAsia="Consolas"/>
-        </w:rPr>
-        <w:t>eff_pH</w:t>
-      </w:r>
-      <w:r>
-        <w:t xml:space="preserve"> 在残差与创新中均呈缓慢衰减、日内带(蓝)持续显著——这些正是接受门未通过、走 </w:t>
-      </w:r>
-      <w:r>
-        <w:rPr>
-          <w:rFonts w:ascii="Consolas" w:hAnsi="Consolas" w:eastAsia="Consolas"/>
-        </w:rPr>
-        <w:t>robust_z</w:t>
-      </w:r>
-      <w:r>
-        <w:t xml:space="preserve"> 兜底的通道(温度/酸碱长记忆强),其"创新"未真正白化、ACF 被保留,与 §6 "11 通过 / 22 兜底"的诚实结论一致。</w:t>
-      </w:r>
-    </w:p>
-    <w:p>
-      <w:pPr>
-        <w:pStyle w:val="ListBullet"/>
-      </w:pPr>
-      <w:r>
-        <w:rPr>
-          <w:b/>
-        </w:rPr>
         <w:t>日周期残留判读</w:t>
       </w:r>
       <w:r>
-        <w:t>:在带分界(lag 24/48/72)附近若出现跨置信带的柱,说明仍有日周期未被吸收;本结果中多数水质通道的日内带在白化后显著回落,少数(TP/TN)在隔日带尚有弱结构,留待 §1.2 评分关注。</w:t>
+        <w:t>:个别通道(如 inf_T、inf_COD、inf_Q)创新在 lag≈24(带分界)处仍有一根小幅跨带柱,说明尚有微弱日周期未被完全吸收;但量级已较残差下降一个量级,留待 §1.2 评分关注。</w:t>
       </w:r>
     </w:p>
     <w:p>
@@ -3298,10 +3398,10 @@
         <w:rPr>
           <w:b/>
         </w:rPr>
-        <w:t>快慢轨白化 + 接受门兜底</w:t>
-      </w:r>
-      <w:r>
-        <w:t>(11 通过/22 诚实降级)。</w:t>
+        <w:t>快慢轨白化 + 逐通道数据驱动模型选择层 + 接受门</w:t>
+      </w:r>
+      <w:r>
+        <w:t>(29 通过/4 诚实降级;数据驱动地选出全 ARMA、无需差分/ARFIMA)。</w:t>
       </w:r>
     </w:p>
     <w:p>
@@ -3334,7 +3434,16 @@
         <w:pStyle w:val="ListBullet"/>
       </w:pPr>
       <w:r>
-        <w:t>6 个通道去周期未完全达标(长漂移/负流量段/近检测限噪声为主),22 个通道未通过白化接受门——这些</w:t>
+        <w:t>6 个通道去周期未完全达标(长漂移/负流量段/近检测限噪声为主);</w:t>
+      </w:r>
+      <w:r>
+        <w:rPr>
+          <w:b/>
+        </w:rPr>
+        <w:t>白化接受门由 22 兜底降至仅 4</w:t>
+      </w:r>
+      <w:r>
+        <w:t>(好氧前段 DO_1_1/1_4/2_1/2_2),这些</w:t>
       </w:r>
       <w:r>
         <w:rPr>
@@ -3351,7 +3460,24 @@
         <w:pStyle w:val="ListBullet"/>
       </w:pPr>
       <w:r>
-        <w:t>min 级创新残留条件异方差未被 GARCH 完全清除,后续可探索 EGARCH/在线对数方差递归。</w:t>
+        <w:t>这 4 个好氧前段 DO 的亚小时动态复杂,ARMA(≤3) 白化不足;后续可对</w:t>
+      </w:r>
+      <w:r>
+        <w:rPr>
+          <w:b/>
+        </w:rPr>
+        <w:t>分钟级</w:t>
+      </w:r>
+      <w:r>
+        <w:t>也启用季节(日)AR 项或更高阶,以及探索 EGARCH/在线对数方差递归处理残留条件异方差(accepted 子集约 8/29 ARCH-LM 仍显著)。</w:t>
+      </w:r>
+    </w:p>
+    <w:p>
+      <w:pPr>
+        <w:pStyle w:val="ListBullet"/>
+      </w:pPr>
+      <w:r>
+        <w:t>模型选择层数据驱动地选出全 ARMA(20 个 LRD 标记通道的 ARFIMA/差分候选均未达提升余量);若未来数据出现真长记忆/单位根,选择层会自动启用 ARIMA(d)/SARIMA/ARFIMA,无需改代码。</w:t>
       </w:r>
     </w:p>
     <w:p>
